--- a/Phạm Khả Hào_22674001_reportLab4.docx
+++ b/Phạm Khả Hào_22674001_reportLab4.docx
@@ -23,15 +23,7 @@
         </w:tabs>
       </w:pPr>
       <w:r>
-        <w:t xml:space="preserve">Phần </w:t>
-      </w:r>
-      <w:proofErr w:type="gramStart"/>
-      <w:r>
-        <w:t>1 :</w:t>
-      </w:r>
-      <w:proofErr w:type="gramEnd"/>
-      <w:r>
-        <w:t xml:space="preserve"> Các câu lệnh cơ bản </w:t>
+        <w:t xml:space="preserve">Phần 1 : Các câu lệnh cơ bản </w:t>
       </w:r>
     </w:p>
     <w:p>
@@ -1850,6 +1842,9 @@
         </w:tabs>
       </w:pPr>
       <w:r>
+        <w:rPr>
+          <w:noProof/>
+        </w:rPr>
         <w:drawing>
           <wp:inline distT="0" distB="0" distL="0" distR="0" wp14:anchorId="635D099A" wp14:editId="7B33F759">
             <wp:extent cx="5943600" cy="4040505"/>
@@ -1894,6 +1889,9 @@
         </w:tabs>
       </w:pPr>
       <w:r>
+        <w:rPr>
+          <w:noProof/>
+        </w:rPr>
         <w:lastRenderedPageBreak/>
         <w:drawing>
           <wp:inline distT="0" distB="0" distL="0" distR="0" wp14:anchorId="093D08C8" wp14:editId="0A310C9E">
@@ -1932,6 +1930,9 @@
         </w:drawing>
       </w:r>
       <w:r>
+        <w:rPr>
+          <w:noProof/>
+        </w:rPr>
         <w:drawing>
           <wp:inline distT="0" distB="0" distL="0" distR="0" wp14:anchorId="519AC47C" wp14:editId="64B4E9CB">
             <wp:extent cx="5943600" cy="3746500"/>
@@ -1986,6 +1987,9 @@
         </w:tabs>
       </w:pPr>
       <w:r>
+        <w:rPr>
+          <w:noProof/>
+        </w:rPr>
         <w:lastRenderedPageBreak/>
         <w:drawing>
           <wp:inline distT="0" distB="0" distL="0" distR="0" wp14:anchorId="3C2B5258" wp14:editId="00575BB2">
@@ -2041,6 +2045,9 @@
         </w:tabs>
       </w:pPr>
       <w:r>
+        <w:rPr>
+          <w:noProof/>
+        </w:rPr>
         <w:drawing>
           <wp:inline distT="0" distB="0" distL="0" distR="0" wp14:anchorId="51976503" wp14:editId="0A232154">
             <wp:extent cx="5943600" cy="3749675"/>
@@ -2085,6 +2092,9 @@
         </w:tabs>
       </w:pPr>
       <w:r>
+        <w:rPr>
+          <w:noProof/>
+        </w:rPr>
         <w:lastRenderedPageBreak/>
         <w:drawing>
           <wp:inline distT="0" distB="0" distL="0" distR="0" wp14:anchorId="5C586A5D" wp14:editId="738331AF">
@@ -2140,6 +2150,9 @@
         </w:tabs>
       </w:pPr>
       <w:r>
+        <w:rPr>
+          <w:noProof/>
+        </w:rPr>
         <w:drawing>
           <wp:inline distT="0" distB="0" distL="0" distR="0" wp14:anchorId="55E712D3" wp14:editId="5207F1A1">
             <wp:extent cx="5943600" cy="3401695"/>
@@ -2194,6 +2207,9 @@
         </w:tabs>
       </w:pPr>
       <w:r>
+        <w:rPr>
+          <w:noProof/>
+        </w:rPr>
         <w:lastRenderedPageBreak/>
         <w:drawing>
           <wp:inline distT="0" distB="0" distL="0" distR="0" wp14:anchorId="11B52760" wp14:editId="563570A9">
@@ -2239,6 +2255,9 @@
         </w:tabs>
       </w:pPr>
       <w:r>
+        <w:rPr>
+          <w:noProof/>
+        </w:rPr>
         <w:drawing>
           <wp:inline distT="0" distB="0" distL="0" distR="0" wp14:anchorId="45CF211D" wp14:editId="258F3F1D">
             <wp:extent cx="5943600" cy="3714750"/>
@@ -2303,6 +2322,9 @@
         </w:tabs>
       </w:pPr>
       <w:r>
+        <w:rPr>
+          <w:noProof/>
+        </w:rPr>
         <w:lastRenderedPageBreak/>
         <w:drawing>
           <wp:inline distT="0" distB="0" distL="0" distR="0" wp14:anchorId="7D431387" wp14:editId="61E83498">
@@ -2358,6 +2380,9 @@
         </w:tabs>
       </w:pPr>
       <w:r>
+        <w:rPr>
+          <w:noProof/>
+        </w:rPr>
         <w:drawing>
           <wp:inline distT="0" distB="0" distL="0" distR="0" wp14:anchorId="3E27F1DE" wp14:editId="7DEA506E">
             <wp:extent cx="5943600" cy="3064510"/>
@@ -2412,6 +2437,9 @@
         </w:tabs>
       </w:pPr>
       <w:r>
+        <w:rPr>
+          <w:noProof/>
+        </w:rPr>
         <w:lastRenderedPageBreak/>
         <w:drawing>
           <wp:inline distT="0" distB="0" distL="0" distR="0" wp14:anchorId="097322E0" wp14:editId="3BF4ED28">
@@ -2457,6 +2485,9 @@
         </w:tabs>
       </w:pPr>
       <w:r>
+        <w:rPr>
+          <w:noProof/>
+        </w:rPr>
         <w:drawing>
           <wp:inline distT="0" distB="0" distL="0" distR="0" wp14:anchorId="14178DD6" wp14:editId="1EBFCC98">
             <wp:extent cx="5943600" cy="3714750"/>
@@ -2510,6 +2541,227 @@
           <w:tab w:val="left" w:pos="915"/>
         </w:tabs>
       </w:pPr>
+      <w:r>
+        <w:lastRenderedPageBreak/>
+        <w:drawing>
+          <wp:inline distT="0" distB="0" distL="0" distR="0" wp14:anchorId="113737FE" wp14:editId="55D691C1">
+            <wp:extent cx="5943600" cy="3447415"/>
+            <wp:effectExtent l="0" t="0" r="0" b="635"/>
+            <wp:docPr id="35" name="Picture 35"/>
+            <wp:cNvGraphicFramePr>
+              <a:graphicFrameLocks xmlns:a="http://schemas.openxmlformats.org/drawingml/2006/main" noChangeAspect="1"/>
+            </wp:cNvGraphicFramePr>
+            <a:graphic xmlns:a="http://schemas.openxmlformats.org/drawingml/2006/main">
+              <a:graphicData uri="http://schemas.openxmlformats.org/drawingml/2006/picture">
+                <pic:pic xmlns:pic="http://schemas.openxmlformats.org/drawingml/2006/picture">
+                  <pic:nvPicPr>
+                    <pic:cNvPr id="1" name=""/>
+                    <pic:cNvPicPr/>
+                  </pic:nvPicPr>
+                  <pic:blipFill>
+                    <a:blip r:embed="rId48"/>
+                    <a:stretch>
+                      <a:fillRect/>
+                    </a:stretch>
+                  </pic:blipFill>
+                  <pic:spPr>
+                    <a:xfrm>
+                      <a:off x="0" y="0"/>
+                      <a:ext cx="5943600" cy="3447415"/>
+                    </a:xfrm>
+                    <a:prstGeom prst="rect">
+                      <a:avLst/>
+                    </a:prstGeom>
+                  </pic:spPr>
+                </pic:pic>
+              </a:graphicData>
+            </a:graphic>
+          </wp:inline>
+        </w:drawing>
+      </w:r>
+    </w:p>
+    <w:p>
+      <w:pPr>
+        <w:tabs>
+          <w:tab w:val="left" w:pos="915"/>
+        </w:tabs>
+      </w:pPr>
+      <w:r>
+        <w:drawing>
+          <wp:inline distT="0" distB="0" distL="0" distR="0" wp14:anchorId="59A30552" wp14:editId="77E18D2D">
+            <wp:extent cx="5943600" cy="2308860"/>
+            <wp:effectExtent l="0" t="0" r="0" b="0"/>
+            <wp:docPr id="46" name="Picture 46"/>
+            <wp:cNvGraphicFramePr>
+              <a:graphicFrameLocks xmlns:a="http://schemas.openxmlformats.org/drawingml/2006/main" noChangeAspect="1"/>
+            </wp:cNvGraphicFramePr>
+            <a:graphic xmlns:a="http://schemas.openxmlformats.org/drawingml/2006/main">
+              <a:graphicData uri="http://schemas.openxmlformats.org/drawingml/2006/picture">
+                <pic:pic xmlns:pic="http://schemas.openxmlformats.org/drawingml/2006/picture">
+                  <pic:nvPicPr>
+                    <pic:cNvPr id="1" name=""/>
+                    <pic:cNvPicPr/>
+                  </pic:nvPicPr>
+                  <pic:blipFill>
+                    <a:blip r:embed="rId49"/>
+                    <a:stretch>
+                      <a:fillRect/>
+                    </a:stretch>
+                  </pic:blipFill>
+                  <pic:spPr>
+                    <a:xfrm>
+                      <a:off x="0" y="0"/>
+                      <a:ext cx="5943600" cy="2308860"/>
+                    </a:xfrm>
+                    <a:prstGeom prst="rect">
+                      <a:avLst/>
+                    </a:prstGeom>
+                  </pic:spPr>
+                </pic:pic>
+              </a:graphicData>
+            </a:graphic>
+          </wp:inline>
+        </w:drawing>
+      </w:r>
+    </w:p>
+    <w:p>
+      <w:pPr>
+        <w:tabs>
+          <w:tab w:val="left" w:pos="915"/>
+        </w:tabs>
+      </w:pPr>
+      <w:r>
+        <w:lastRenderedPageBreak/>
+        <w:t xml:space="preserve">Build </w:t>
+      </w:r>
+      <w:r>
+        <w:drawing>
+          <wp:inline distT="0" distB="0" distL="0" distR="0" wp14:anchorId="60B76BD7" wp14:editId="1F52C364">
+            <wp:extent cx="5943600" cy="3117850"/>
+            <wp:effectExtent l="0" t="0" r="0" b="6350"/>
+            <wp:docPr id="47" name="Picture 47"/>
+            <wp:cNvGraphicFramePr>
+              <a:graphicFrameLocks xmlns:a="http://schemas.openxmlformats.org/drawingml/2006/main" noChangeAspect="1"/>
+            </wp:cNvGraphicFramePr>
+            <a:graphic xmlns:a="http://schemas.openxmlformats.org/drawingml/2006/main">
+              <a:graphicData uri="http://schemas.openxmlformats.org/drawingml/2006/picture">
+                <pic:pic xmlns:pic="http://schemas.openxmlformats.org/drawingml/2006/picture">
+                  <pic:nvPicPr>
+                    <pic:cNvPr id="1" name=""/>
+                    <pic:cNvPicPr/>
+                  </pic:nvPicPr>
+                  <pic:blipFill>
+                    <a:blip r:embed="rId50"/>
+                    <a:stretch>
+                      <a:fillRect/>
+                    </a:stretch>
+                  </pic:blipFill>
+                  <pic:spPr>
+                    <a:xfrm>
+                      <a:off x="0" y="0"/>
+                      <a:ext cx="5943600" cy="3117850"/>
+                    </a:xfrm>
+                    <a:prstGeom prst="rect">
+                      <a:avLst/>
+                    </a:prstGeom>
+                  </pic:spPr>
+                </pic:pic>
+              </a:graphicData>
+            </a:graphic>
+          </wp:inline>
+        </w:drawing>
+      </w:r>
+    </w:p>
+    <w:p>
+      <w:pPr>
+        <w:tabs>
+          <w:tab w:val="left" w:pos="915"/>
+        </w:tabs>
+      </w:pPr>
+      <w:r>
+        <w:t>Run</w:t>
+      </w:r>
+    </w:p>
+    <w:p>
+      <w:pPr>
+        <w:tabs>
+          <w:tab w:val="left" w:pos="915"/>
+        </w:tabs>
+      </w:pPr>
+      <w:r>
+        <w:drawing>
+          <wp:inline distT="0" distB="0" distL="0" distR="0" wp14:anchorId="15EE4C56" wp14:editId="7009781F">
+            <wp:extent cx="5943600" cy="410845"/>
+            <wp:effectExtent l="0" t="0" r="0" b="8255"/>
+            <wp:docPr id="48" name="Picture 48"/>
+            <wp:cNvGraphicFramePr>
+              <a:graphicFrameLocks xmlns:a="http://schemas.openxmlformats.org/drawingml/2006/main" noChangeAspect="1"/>
+            </wp:cNvGraphicFramePr>
+            <a:graphic xmlns:a="http://schemas.openxmlformats.org/drawingml/2006/main">
+              <a:graphicData uri="http://schemas.openxmlformats.org/drawingml/2006/picture">
+                <pic:pic xmlns:pic="http://schemas.openxmlformats.org/drawingml/2006/picture">
+                  <pic:nvPicPr>
+                    <pic:cNvPr id="1" name=""/>
+                    <pic:cNvPicPr/>
+                  </pic:nvPicPr>
+                  <pic:blipFill>
+                    <a:blip r:embed="rId51"/>
+                    <a:stretch>
+                      <a:fillRect/>
+                    </a:stretch>
+                  </pic:blipFill>
+                  <pic:spPr>
+                    <a:xfrm>
+                      <a:off x="0" y="0"/>
+                      <a:ext cx="5943600" cy="410845"/>
+                    </a:xfrm>
+                    <a:prstGeom prst="rect">
+                      <a:avLst/>
+                    </a:prstGeom>
+                  </pic:spPr>
+                </pic:pic>
+              </a:graphicData>
+            </a:graphic>
+          </wp:inline>
+        </w:drawing>
+      </w:r>
+      <w:r>
+        <w:drawing>
+          <wp:inline distT="0" distB="0" distL="0" distR="0" wp14:anchorId="0F5FEA6F" wp14:editId="2A7F2BF8">
+            <wp:extent cx="5943600" cy="3714750"/>
+            <wp:effectExtent l="0" t="0" r="0" b="0"/>
+            <wp:docPr id="49" name="Picture 49"/>
+            <wp:cNvGraphicFramePr>
+              <a:graphicFrameLocks xmlns:a="http://schemas.openxmlformats.org/drawingml/2006/main" noChangeAspect="1"/>
+            </wp:cNvGraphicFramePr>
+            <a:graphic xmlns:a="http://schemas.openxmlformats.org/drawingml/2006/main">
+              <a:graphicData uri="http://schemas.openxmlformats.org/drawingml/2006/picture">
+                <pic:pic xmlns:pic="http://schemas.openxmlformats.org/drawingml/2006/picture">
+                  <pic:nvPicPr>
+                    <pic:cNvPr id="1" name=""/>
+                    <pic:cNvPicPr/>
+                  </pic:nvPicPr>
+                  <pic:blipFill>
+                    <a:blip r:embed="rId52"/>
+                    <a:stretch>
+                      <a:fillRect/>
+                    </a:stretch>
+                  </pic:blipFill>
+                  <pic:spPr>
+                    <a:xfrm>
+                      <a:off x="0" y="0"/>
+                      <a:ext cx="5943600" cy="3714750"/>
+                    </a:xfrm>
+                    <a:prstGeom prst="rect">
+                      <a:avLst/>
+                    </a:prstGeom>
+                  </pic:spPr>
+                </pic:pic>
+              </a:graphicData>
+            </a:graphic>
+          </wp:inline>
+        </w:drawing>
+      </w:r>
     </w:p>
     <w:p>
       <w:pPr>
@@ -2527,6 +2779,242 @@
           <w:tab w:val="left" w:pos="915"/>
         </w:tabs>
       </w:pPr>
+      <w:r>
+        <w:lastRenderedPageBreak/>
+        <w:drawing>
+          <wp:inline distT="0" distB="0" distL="0" distR="0" wp14:anchorId="4890C689" wp14:editId="623CA810">
+            <wp:extent cx="5943600" cy="3382645"/>
+            <wp:effectExtent l="0" t="0" r="0" b="8255"/>
+            <wp:docPr id="50" name="Picture 50"/>
+            <wp:cNvGraphicFramePr>
+              <a:graphicFrameLocks xmlns:a="http://schemas.openxmlformats.org/drawingml/2006/main" noChangeAspect="1"/>
+            </wp:cNvGraphicFramePr>
+            <a:graphic xmlns:a="http://schemas.openxmlformats.org/drawingml/2006/main">
+              <a:graphicData uri="http://schemas.openxmlformats.org/drawingml/2006/picture">
+                <pic:pic xmlns:pic="http://schemas.openxmlformats.org/drawingml/2006/picture">
+                  <pic:nvPicPr>
+                    <pic:cNvPr id="1" name=""/>
+                    <pic:cNvPicPr/>
+                  </pic:nvPicPr>
+                  <pic:blipFill>
+                    <a:blip r:embed="rId53"/>
+                    <a:stretch>
+                      <a:fillRect/>
+                    </a:stretch>
+                  </pic:blipFill>
+                  <pic:spPr>
+                    <a:xfrm>
+                      <a:off x="0" y="0"/>
+                      <a:ext cx="5943600" cy="3382645"/>
+                    </a:xfrm>
+                    <a:prstGeom prst="rect">
+                      <a:avLst/>
+                    </a:prstGeom>
+                  </pic:spPr>
+                </pic:pic>
+              </a:graphicData>
+            </a:graphic>
+          </wp:inline>
+        </w:drawing>
+      </w:r>
+    </w:p>
+    <w:p>
+      <w:pPr>
+        <w:tabs>
+          <w:tab w:val="left" w:pos="915"/>
+        </w:tabs>
+      </w:pPr>
+      <w:r>
+        <w:drawing>
+          <wp:inline distT="0" distB="0" distL="0" distR="0" wp14:anchorId="5FFC22CB" wp14:editId="35B5F21A">
+            <wp:extent cx="5943600" cy="3402965"/>
+            <wp:effectExtent l="0" t="0" r="0" b="6985"/>
+            <wp:docPr id="51" name="Picture 51"/>
+            <wp:cNvGraphicFramePr>
+              <a:graphicFrameLocks xmlns:a="http://schemas.openxmlformats.org/drawingml/2006/main" noChangeAspect="1"/>
+            </wp:cNvGraphicFramePr>
+            <a:graphic xmlns:a="http://schemas.openxmlformats.org/drawingml/2006/main">
+              <a:graphicData uri="http://schemas.openxmlformats.org/drawingml/2006/picture">
+                <pic:pic xmlns:pic="http://schemas.openxmlformats.org/drawingml/2006/picture">
+                  <pic:nvPicPr>
+                    <pic:cNvPr id="1" name=""/>
+                    <pic:cNvPicPr/>
+                  </pic:nvPicPr>
+                  <pic:blipFill>
+                    <a:blip r:embed="rId54"/>
+                    <a:stretch>
+                      <a:fillRect/>
+                    </a:stretch>
+                  </pic:blipFill>
+                  <pic:spPr>
+                    <a:xfrm>
+                      <a:off x="0" y="0"/>
+                      <a:ext cx="5943600" cy="3402965"/>
+                    </a:xfrm>
+                    <a:prstGeom prst="rect">
+                      <a:avLst/>
+                    </a:prstGeom>
+                  </pic:spPr>
+                </pic:pic>
+              </a:graphicData>
+            </a:graphic>
+          </wp:inline>
+        </w:drawing>
+      </w:r>
+    </w:p>
+    <w:p>
+      <w:pPr>
+        <w:tabs>
+          <w:tab w:val="left" w:pos="915"/>
+        </w:tabs>
+      </w:pPr>
+      <w:r>
+        <w:t>Build</w:t>
+      </w:r>
+    </w:p>
+    <w:p>
+      <w:pPr>
+        <w:tabs>
+          <w:tab w:val="left" w:pos="915"/>
+        </w:tabs>
+      </w:pPr>
+      <w:r>
+        <w:lastRenderedPageBreak/>
+        <w:drawing>
+          <wp:inline distT="0" distB="0" distL="0" distR="0" wp14:anchorId="105B3176" wp14:editId="7C99F7C8">
+            <wp:extent cx="5943600" cy="3793490"/>
+            <wp:effectExtent l="0" t="0" r="0" b="0"/>
+            <wp:docPr id="52" name="Picture 52"/>
+            <wp:cNvGraphicFramePr>
+              <a:graphicFrameLocks xmlns:a="http://schemas.openxmlformats.org/drawingml/2006/main" noChangeAspect="1"/>
+            </wp:cNvGraphicFramePr>
+            <a:graphic xmlns:a="http://schemas.openxmlformats.org/drawingml/2006/main">
+              <a:graphicData uri="http://schemas.openxmlformats.org/drawingml/2006/picture">
+                <pic:pic xmlns:pic="http://schemas.openxmlformats.org/drawingml/2006/picture">
+                  <pic:nvPicPr>
+                    <pic:cNvPr id="1" name=""/>
+                    <pic:cNvPicPr/>
+                  </pic:nvPicPr>
+                  <pic:blipFill>
+                    <a:blip r:embed="rId55"/>
+                    <a:stretch>
+                      <a:fillRect/>
+                    </a:stretch>
+                  </pic:blipFill>
+                  <pic:spPr>
+                    <a:xfrm>
+                      <a:off x="0" y="0"/>
+                      <a:ext cx="5943600" cy="3793490"/>
+                    </a:xfrm>
+                    <a:prstGeom prst="rect">
+                      <a:avLst/>
+                    </a:prstGeom>
+                  </pic:spPr>
+                </pic:pic>
+              </a:graphicData>
+            </a:graphic>
+          </wp:inline>
+        </w:drawing>
+      </w:r>
+    </w:p>
+    <w:p>
+      <w:pPr>
+        <w:tabs>
+          <w:tab w:val="left" w:pos="915"/>
+        </w:tabs>
+      </w:pPr>
+      <w:r>
+        <w:t>Run</w:t>
+      </w:r>
+    </w:p>
+    <w:p>
+      <w:pPr>
+        <w:tabs>
+          <w:tab w:val="left" w:pos="915"/>
+        </w:tabs>
+      </w:pPr>
+      <w:r>
+        <w:drawing>
+          <wp:inline distT="0" distB="0" distL="0" distR="0" wp14:anchorId="16474CD1" wp14:editId="34D4660B">
+            <wp:extent cx="5943600" cy="534035"/>
+            <wp:effectExtent l="0" t="0" r="0" b="0"/>
+            <wp:docPr id="53" name="Picture 53"/>
+            <wp:cNvGraphicFramePr>
+              <a:graphicFrameLocks xmlns:a="http://schemas.openxmlformats.org/drawingml/2006/main" noChangeAspect="1"/>
+            </wp:cNvGraphicFramePr>
+            <a:graphic xmlns:a="http://schemas.openxmlformats.org/drawingml/2006/main">
+              <a:graphicData uri="http://schemas.openxmlformats.org/drawingml/2006/picture">
+                <pic:pic xmlns:pic="http://schemas.openxmlformats.org/drawingml/2006/picture">
+                  <pic:nvPicPr>
+                    <pic:cNvPr id="1" name=""/>
+                    <pic:cNvPicPr/>
+                  </pic:nvPicPr>
+                  <pic:blipFill>
+                    <a:blip r:embed="rId56"/>
+                    <a:stretch>
+                      <a:fillRect/>
+                    </a:stretch>
+                  </pic:blipFill>
+                  <pic:spPr>
+                    <a:xfrm>
+                      <a:off x="0" y="0"/>
+                      <a:ext cx="5943600" cy="534035"/>
+                    </a:xfrm>
+                    <a:prstGeom prst="rect">
+                      <a:avLst/>
+                    </a:prstGeom>
+                  </pic:spPr>
+                </pic:pic>
+              </a:graphicData>
+            </a:graphic>
+          </wp:inline>
+        </w:drawing>
+      </w:r>
+    </w:p>
+    <w:p>
+      <w:pPr>
+        <w:tabs>
+          <w:tab w:val="left" w:pos="915"/>
+        </w:tabs>
+      </w:pPr>
+      <w:r>
+        <w:lastRenderedPageBreak/>
+        <w:drawing>
+          <wp:inline distT="0" distB="0" distL="0" distR="0" wp14:anchorId="05B64921" wp14:editId="6A9C32DA">
+            <wp:extent cx="5943600" cy="3714750"/>
+            <wp:effectExtent l="0" t="0" r="0" b="0"/>
+            <wp:docPr id="54" name="Picture 54"/>
+            <wp:cNvGraphicFramePr>
+              <a:graphicFrameLocks xmlns:a="http://schemas.openxmlformats.org/drawingml/2006/main" noChangeAspect="1"/>
+            </wp:cNvGraphicFramePr>
+            <a:graphic xmlns:a="http://schemas.openxmlformats.org/drawingml/2006/main">
+              <a:graphicData uri="http://schemas.openxmlformats.org/drawingml/2006/picture">
+                <pic:pic xmlns:pic="http://schemas.openxmlformats.org/drawingml/2006/picture">
+                  <pic:nvPicPr>
+                    <pic:cNvPr id="1" name=""/>
+                    <pic:cNvPicPr/>
+                  </pic:nvPicPr>
+                  <pic:blipFill>
+                    <a:blip r:embed="rId57"/>
+                    <a:stretch>
+                      <a:fillRect/>
+                    </a:stretch>
+                  </pic:blipFill>
+                  <pic:spPr>
+                    <a:xfrm>
+                      <a:off x="0" y="0"/>
+                      <a:ext cx="5943600" cy="3714750"/>
+                    </a:xfrm>
+                    <a:prstGeom prst="rect">
+                      <a:avLst/>
+                    </a:prstGeom>
+                  </pic:spPr>
+                </pic:pic>
+              </a:graphicData>
+            </a:graphic>
+          </wp:inline>
+        </w:drawing>
+      </w:r>
     </w:p>
     <w:p>
       <w:pPr>
@@ -2544,6 +3032,241 @@
           <w:tab w:val="left" w:pos="915"/>
         </w:tabs>
       </w:pPr>
+      <w:r>
+        <w:drawing>
+          <wp:inline distT="0" distB="0" distL="0" distR="0" wp14:anchorId="583C0254" wp14:editId="6140BC77">
+            <wp:extent cx="5943600" cy="3082925"/>
+            <wp:effectExtent l="0" t="0" r="0" b="3175"/>
+            <wp:docPr id="55" name="Picture 55"/>
+            <wp:cNvGraphicFramePr>
+              <a:graphicFrameLocks xmlns:a="http://schemas.openxmlformats.org/drawingml/2006/main" noChangeAspect="1"/>
+            </wp:cNvGraphicFramePr>
+            <a:graphic xmlns:a="http://schemas.openxmlformats.org/drawingml/2006/main">
+              <a:graphicData uri="http://schemas.openxmlformats.org/drawingml/2006/picture">
+                <pic:pic xmlns:pic="http://schemas.openxmlformats.org/drawingml/2006/picture">
+                  <pic:nvPicPr>
+                    <pic:cNvPr id="1" name=""/>
+                    <pic:cNvPicPr/>
+                  </pic:nvPicPr>
+                  <pic:blipFill>
+                    <a:blip r:embed="rId58"/>
+                    <a:stretch>
+                      <a:fillRect/>
+                    </a:stretch>
+                  </pic:blipFill>
+                  <pic:spPr>
+                    <a:xfrm>
+                      <a:off x="0" y="0"/>
+                      <a:ext cx="5943600" cy="3082925"/>
+                    </a:xfrm>
+                    <a:prstGeom prst="rect">
+                      <a:avLst/>
+                    </a:prstGeom>
+                  </pic:spPr>
+                </pic:pic>
+              </a:graphicData>
+            </a:graphic>
+          </wp:inline>
+        </w:drawing>
+      </w:r>
+    </w:p>
+    <w:p>
+      <w:pPr>
+        <w:tabs>
+          <w:tab w:val="left" w:pos="915"/>
+        </w:tabs>
+      </w:pPr>
+      <w:r>
+        <w:lastRenderedPageBreak/>
+        <w:drawing>
+          <wp:inline distT="0" distB="0" distL="0" distR="0" wp14:anchorId="7D895469" wp14:editId="0E2C6A54">
+            <wp:extent cx="5943600" cy="3049905"/>
+            <wp:effectExtent l="0" t="0" r="0" b="0"/>
+            <wp:docPr id="56" name="Picture 56"/>
+            <wp:cNvGraphicFramePr>
+              <a:graphicFrameLocks xmlns:a="http://schemas.openxmlformats.org/drawingml/2006/main" noChangeAspect="1"/>
+            </wp:cNvGraphicFramePr>
+            <a:graphic xmlns:a="http://schemas.openxmlformats.org/drawingml/2006/main">
+              <a:graphicData uri="http://schemas.openxmlformats.org/drawingml/2006/picture">
+                <pic:pic xmlns:pic="http://schemas.openxmlformats.org/drawingml/2006/picture">
+                  <pic:nvPicPr>
+                    <pic:cNvPr id="1" name=""/>
+                    <pic:cNvPicPr/>
+                  </pic:nvPicPr>
+                  <pic:blipFill>
+                    <a:blip r:embed="rId59"/>
+                    <a:stretch>
+                      <a:fillRect/>
+                    </a:stretch>
+                  </pic:blipFill>
+                  <pic:spPr>
+                    <a:xfrm>
+                      <a:off x="0" y="0"/>
+                      <a:ext cx="5943600" cy="3049905"/>
+                    </a:xfrm>
+                    <a:prstGeom prst="rect">
+                      <a:avLst/>
+                    </a:prstGeom>
+                  </pic:spPr>
+                </pic:pic>
+              </a:graphicData>
+            </a:graphic>
+          </wp:inline>
+        </w:drawing>
+      </w:r>
+    </w:p>
+    <w:p>
+      <w:pPr>
+        <w:tabs>
+          <w:tab w:val="left" w:pos="915"/>
+        </w:tabs>
+      </w:pPr>
+      <w:r>
+        <w:t xml:space="preserve">Build </w:t>
+      </w:r>
+    </w:p>
+    <w:p>
+      <w:pPr>
+        <w:tabs>
+          <w:tab w:val="left" w:pos="915"/>
+        </w:tabs>
+      </w:pPr>
+      <w:r>
+        <w:drawing>
+          <wp:inline distT="0" distB="0" distL="0" distR="0" wp14:anchorId="263B1565" wp14:editId="780461D5">
+            <wp:extent cx="5943600" cy="3228340"/>
+            <wp:effectExtent l="0" t="0" r="0" b="0"/>
+            <wp:docPr id="57" name="Picture 57"/>
+            <wp:cNvGraphicFramePr>
+              <a:graphicFrameLocks xmlns:a="http://schemas.openxmlformats.org/drawingml/2006/main" noChangeAspect="1"/>
+            </wp:cNvGraphicFramePr>
+            <a:graphic xmlns:a="http://schemas.openxmlformats.org/drawingml/2006/main">
+              <a:graphicData uri="http://schemas.openxmlformats.org/drawingml/2006/picture">
+                <pic:pic xmlns:pic="http://schemas.openxmlformats.org/drawingml/2006/picture">
+                  <pic:nvPicPr>
+                    <pic:cNvPr id="1" name=""/>
+                    <pic:cNvPicPr/>
+                  </pic:nvPicPr>
+                  <pic:blipFill>
+                    <a:blip r:embed="rId60"/>
+                    <a:stretch>
+                      <a:fillRect/>
+                    </a:stretch>
+                  </pic:blipFill>
+                  <pic:spPr>
+                    <a:xfrm>
+                      <a:off x="0" y="0"/>
+                      <a:ext cx="5943600" cy="3228340"/>
+                    </a:xfrm>
+                    <a:prstGeom prst="rect">
+                      <a:avLst/>
+                    </a:prstGeom>
+                  </pic:spPr>
+                </pic:pic>
+              </a:graphicData>
+            </a:graphic>
+          </wp:inline>
+        </w:drawing>
+      </w:r>
+    </w:p>
+    <w:p>
+      <w:pPr>
+        <w:tabs>
+          <w:tab w:val="left" w:pos="915"/>
+        </w:tabs>
+      </w:pPr>
+      <w:r>
+        <w:t>Run</w:t>
+      </w:r>
+    </w:p>
+    <w:p>
+      <w:pPr>
+        <w:tabs>
+          <w:tab w:val="left" w:pos="915"/>
+        </w:tabs>
+      </w:pPr>
+      <w:r>
+        <w:lastRenderedPageBreak/>
+        <w:drawing>
+          <wp:inline distT="0" distB="0" distL="0" distR="0" wp14:anchorId="27869B1F" wp14:editId="015ECCFD">
+            <wp:extent cx="5943600" cy="1213485"/>
+            <wp:effectExtent l="0" t="0" r="0" b="5715"/>
+            <wp:docPr id="58" name="Picture 58"/>
+            <wp:cNvGraphicFramePr>
+              <a:graphicFrameLocks xmlns:a="http://schemas.openxmlformats.org/drawingml/2006/main" noChangeAspect="1"/>
+            </wp:cNvGraphicFramePr>
+            <a:graphic xmlns:a="http://schemas.openxmlformats.org/drawingml/2006/main">
+              <a:graphicData uri="http://schemas.openxmlformats.org/drawingml/2006/picture">
+                <pic:pic xmlns:pic="http://schemas.openxmlformats.org/drawingml/2006/picture">
+                  <pic:nvPicPr>
+                    <pic:cNvPr id="1" name=""/>
+                    <pic:cNvPicPr/>
+                  </pic:nvPicPr>
+                  <pic:blipFill>
+                    <a:blip r:embed="rId61"/>
+                    <a:stretch>
+                      <a:fillRect/>
+                    </a:stretch>
+                  </pic:blipFill>
+                  <pic:spPr>
+                    <a:xfrm>
+                      <a:off x="0" y="0"/>
+                      <a:ext cx="5943600" cy="1213485"/>
+                    </a:xfrm>
+                    <a:prstGeom prst="rect">
+                      <a:avLst/>
+                    </a:prstGeom>
+                  </pic:spPr>
+                </pic:pic>
+              </a:graphicData>
+            </a:graphic>
+          </wp:inline>
+        </w:drawing>
+      </w:r>
+      <w:r>
+        <w:drawing>
+          <wp:inline distT="0" distB="0" distL="0" distR="0" wp14:anchorId="253E1839" wp14:editId="079485C9">
+            <wp:extent cx="5943600" cy="3714750"/>
+            <wp:effectExtent l="0" t="0" r="0" b="0"/>
+            <wp:docPr id="59" name="Picture 59"/>
+            <wp:cNvGraphicFramePr>
+              <a:graphicFrameLocks xmlns:a="http://schemas.openxmlformats.org/drawingml/2006/main" noChangeAspect="1"/>
+            </wp:cNvGraphicFramePr>
+            <a:graphic xmlns:a="http://schemas.openxmlformats.org/drawingml/2006/main">
+              <a:graphicData uri="http://schemas.openxmlformats.org/drawingml/2006/picture">
+                <pic:pic xmlns:pic="http://schemas.openxmlformats.org/drawingml/2006/picture">
+                  <pic:nvPicPr>
+                    <pic:cNvPr id="1" name=""/>
+                    <pic:cNvPicPr/>
+                  </pic:nvPicPr>
+                  <pic:blipFill>
+                    <a:blip r:embed="rId62"/>
+                    <a:stretch>
+                      <a:fillRect/>
+                    </a:stretch>
+                  </pic:blipFill>
+                  <pic:spPr>
+                    <a:xfrm>
+                      <a:off x="0" y="0"/>
+                      <a:ext cx="5943600" cy="3714750"/>
+                    </a:xfrm>
+                    <a:prstGeom prst="rect">
+                      <a:avLst/>
+                    </a:prstGeom>
+                  </pic:spPr>
+                </pic:pic>
+              </a:graphicData>
+            </a:graphic>
+          </wp:inline>
+        </w:drawing>
+      </w:r>
+    </w:p>
+    <w:p>
+      <w:pPr>
+        <w:tabs>
+          <w:tab w:val="left" w:pos="915"/>
+        </w:tabs>
+      </w:pPr>
     </w:p>
     <w:p>
       <w:pPr>
@@ -2561,6 +3284,197 @@
           <w:tab w:val="left" w:pos="915"/>
         </w:tabs>
       </w:pPr>
+      <w:r>
+        <w:lastRenderedPageBreak/>
+        <w:drawing>
+          <wp:inline distT="0" distB="0" distL="0" distR="0" wp14:anchorId="027F438B" wp14:editId="7FA02887">
+            <wp:extent cx="5943600" cy="3344545"/>
+            <wp:effectExtent l="0" t="0" r="0" b="8255"/>
+            <wp:docPr id="63" name="Picture 63"/>
+            <wp:cNvGraphicFramePr>
+              <a:graphicFrameLocks xmlns:a="http://schemas.openxmlformats.org/drawingml/2006/main" noChangeAspect="1"/>
+            </wp:cNvGraphicFramePr>
+            <a:graphic xmlns:a="http://schemas.openxmlformats.org/drawingml/2006/main">
+              <a:graphicData uri="http://schemas.openxmlformats.org/drawingml/2006/picture">
+                <pic:pic xmlns:pic="http://schemas.openxmlformats.org/drawingml/2006/picture">
+                  <pic:nvPicPr>
+                    <pic:cNvPr id="1" name=""/>
+                    <pic:cNvPicPr/>
+                  </pic:nvPicPr>
+                  <pic:blipFill>
+                    <a:blip r:embed="rId63"/>
+                    <a:stretch>
+                      <a:fillRect/>
+                    </a:stretch>
+                  </pic:blipFill>
+                  <pic:spPr>
+                    <a:xfrm>
+                      <a:off x="0" y="0"/>
+                      <a:ext cx="5943600" cy="3344545"/>
+                    </a:xfrm>
+                    <a:prstGeom prst="rect">
+                      <a:avLst/>
+                    </a:prstGeom>
+                  </pic:spPr>
+                </pic:pic>
+              </a:graphicData>
+            </a:graphic>
+          </wp:inline>
+        </w:drawing>
+      </w:r>
+    </w:p>
+    <w:p>
+      <w:pPr>
+        <w:tabs>
+          <w:tab w:val="left" w:pos="915"/>
+        </w:tabs>
+      </w:pPr>
+      <w:r>
+        <w:drawing>
+          <wp:inline distT="0" distB="0" distL="0" distR="0" wp14:anchorId="7B6A17C0" wp14:editId="00DFEA74">
+            <wp:extent cx="5943600" cy="3532505"/>
+            <wp:effectExtent l="0" t="0" r="0" b="0"/>
+            <wp:docPr id="62" name="Picture 62"/>
+            <wp:cNvGraphicFramePr>
+              <a:graphicFrameLocks xmlns:a="http://schemas.openxmlformats.org/drawingml/2006/main" noChangeAspect="1"/>
+            </wp:cNvGraphicFramePr>
+            <a:graphic xmlns:a="http://schemas.openxmlformats.org/drawingml/2006/main">
+              <a:graphicData uri="http://schemas.openxmlformats.org/drawingml/2006/picture">
+                <pic:pic xmlns:pic="http://schemas.openxmlformats.org/drawingml/2006/picture">
+                  <pic:nvPicPr>
+                    <pic:cNvPr id="1" name=""/>
+                    <pic:cNvPicPr/>
+                  </pic:nvPicPr>
+                  <pic:blipFill>
+                    <a:blip r:embed="rId64"/>
+                    <a:stretch>
+                      <a:fillRect/>
+                    </a:stretch>
+                  </pic:blipFill>
+                  <pic:spPr>
+                    <a:xfrm>
+                      <a:off x="0" y="0"/>
+                      <a:ext cx="5943600" cy="3532505"/>
+                    </a:xfrm>
+                    <a:prstGeom prst="rect">
+                      <a:avLst/>
+                    </a:prstGeom>
+                  </pic:spPr>
+                </pic:pic>
+              </a:graphicData>
+            </a:graphic>
+          </wp:inline>
+        </w:drawing>
+      </w:r>
+    </w:p>
+    <w:p>
+      <w:pPr>
+        <w:tabs>
+          <w:tab w:val="left" w:pos="915"/>
+        </w:tabs>
+      </w:pPr>
+      <w:r>
+        <w:t>Build</w:t>
+      </w:r>
+    </w:p>
+    <w:p>
+      <w:pPr>
+        <w:tabs>
+          <w:tab w:val="left" w:pos="915"/>
+        </w:tabs>
+      </w:pPr>
+      <w:r>
+        <w:lastRenderedPageBreak/>
+        <w:drawing>
+          <wp:inline distT="0" distB="0" distL="0" distR="0" wp14:anchorId="7508BDAB" wp14:editId="4A1BA6A3">
+            <wp:extent cx="5943600" cy="3180080"/>
+            <wp:effectExtent l="0" t="0" r="0" b="1270"/>
+            <wp:docPr id="60" name="Picture 60"/>
+            <wp:cNvGraphicFramePr>
+              <a:graphicFrameLocks xmlns:a="http://schemas.openxmlformats.org/drawingml/2006/main" noChangeAspect="1"/>
+            </wp:cNvGraphicFramePr>
+            <a:graphic xmlns:a="http://schemas.openxmlformats.org/drawingml/2006/main">
+              <a:graphicData uri="http://schemas.openxmlformats.org/drawingml/2006/picture">
+                <pic:pic xmlns:pic="http://schemas.openxmlformats.org/drawingml/2006/picture">
+                  <pic:nvPicPr>
+                    <pic:cNvPr id="1" name=""/>
+                    <pic:cNvPicPr/>
+                  </pic:nvPicPr>
+                  <pic:blipFill>
+                    <a:blip r:embed="rId65"/>
+                    <a:stretch>
+                      <a:fillRect/>
+                    </a:stretch>
+                  </pic:blipFill>
+                  <pic:spPr>
+                    <a:xfrm>
+                      <a:off x="0" y="0"/>
+                      <a:ext cx="5943600" cy="3180080"/>
+                    </a:xfrm>
+                    <a:prstGeom prst="rect">
+                      <a:avLst/>
+                    </a:prstGeom>
+                  </pic:spPr>
+                </pic:pic>
+              </a:graphicData>
+            </a:graphic>
+          </wp:inline>
+        </w:drawing>
+      </w:r>
+    </w:p>
+    <w:p>
+      <w:pPr>
+        <w:tabs>
+          <w:tab w:val="left" w:pos="915"/>
+        </w:tabs>
+      </w:pPr>
+      <w:r>
+        <w:t>Run</w:t>
+      </w:r>
+    </w:p>
+    <w:p>
+      <w:pPr>
+        <w:tabs>
+          <w:tab w:val="left" w:pos="915"/>
+        </w:tabs>
+      </w:pPr>
+      <w:r>
+        <w:drawing>
+          <wp:inline distT="0" distB="0" distL="0" distR="0" wp14:anchorId="2F06F709" wp14:editId="64FD50BF">
+            <wp:extent cx="5943600" cy="751840"/>
+            <wp:effectExtent l="0" t="0" r="0" b="0"/>
+            <wp:docPr id="61" name="Picture 61"/>
+            <wp:cNvGraphicFramePr>
+              <a:graphicFrameLocks xmlns:a="http://schemas.openxmlformats.org/drawingml/2006/main" noChangeAspect="1"/>
+            </wp:cNvGraphicFramePr>
+            <a:graphic xmlns:a="http://schemas.openxmlformats.org/drawingml/2006/main">
+              <a:graphicData uri="http://schemas.openxmlformats.org/drawingml/2006/picture">
+                <pic:pic xmlns:pic="http://schemas.openxmlformats.org/drawingml/2006/picture">
+                  <pic:nvPicPr>
+                    <pic:cNvPr id="1" name=""/>
+                    <pic:cNvPicPr/>
+                  </pic:nvPicPr>
+                  <pic:blipFill>
+                    <a:blip r:embed="rId66"/>
+                    <a:stretch>
+                      <a:fillRect/>
+                    </a:stretch>
+                  </pic:blipFill>
+                  <pic:spPr>
+                    <a:xfrm>
+                      <a:off x="0" y="0"/>
+                      <a:ext cx="5943600" cy="751840"/>
+                    </a:xfrm>
+                    <a:prstGeom prst="rect">
+                      <a:avLst/>
+                    </a:prstGeom>
+                  </pic:spPr>
+                </pic:pic>
+              </a:graphicData>
+            </a:graphic>
+          </wp:inline>
+        </w:drawing>
+      </w:r>
     </w:p>
     <w:p>
       <w:pPr>
@@ -2578,6 +3492,203 @@
           <w:tab w:val="left" w:pos="915"/>
         </w:tabs>
       </w:pPr>
+      <w:r>
+        <w:drawing>
+          <wp:inline distT="0" distB="0" distL="0" distR="0" wp14:anchorId="6C61FFAD" wp14:editId="42F2DB63">
+            <wp:extent cx="5943600" cy="2967355"/>
+            <wp:effectExtent l="0" t="0" r="0" b="4445"/>
+            <wp:docPr id="64" name="Picture 64"/>
+            <wp:cNvGraphicFramePr>
+              <a:graphicFrameLocks xmlns:a="http://schemas.openxmlformats.org/drawingml/2006/main" noChangeAspect="1"/>
+            </wp:cNvGraphicFramePr>
+            <a:graphic xmlns:a="http://schemas.openxmlformats.org/drawingml/2006/main">
+              <a:graphicData uri="http://schemas.openxmlformats.org/drawingml/2006/picture">
+                <pic:pic xmlns:pic="http://schemas.openxmlformats.org/drawingml/2006/picture">
+                  <pic:nvPicPr>
+                    <pic:cNvPr id="1" name=""/>
+                    <pic:cNvPicPr/>
+                  </pic:nvPicPr>
+                  <pic:blipFill>
+                    <a:blip r:embed="rId67"/>
+                    <a:stretch>
+                      <a:fillRect/>
+                    </a:stretch>
+                  </pic:blipFill>
+                  <pic:spPr>
+                    <a:xfrm>
+                      <a:off x="0" y="0"/>
+                      <a:ext cx="5943600" cy="2967355"/>
+                    </a:xfrm>
+                    <a:prstGeom prst="rect">
+                      <a:avLst/>
+                    </a:prstGeom>
+                  </pic:spPr>
+                </pic:pic>
+              </a:graphicData>
+            </a:graphic>
+          </wp:inline>
+        </w:drawing>
+      </w:r>
+    </w:p>
+    <w:p>
+      <w:pPr>
+        <w:tabs>
+          <w:tab w:val="left" w:pos="915"/>
+        </w:tabs>
+      </w:pPr>
+      <w:r>
+        <w:lastRenderedPageBreak/>
+        <w:drawing>
+          <wp:inline distT="0" distB="0" distL="0" distR="0" wp14:anchorId="721C72AF" wp14:editId="1286F2CA">
+            <wp:extent cx="5943600" cy="3058795"/>
+            <wp:effectExtent l="0" t="0" r="0" b="8255"/>
+            <wp:docPr id="65" name="Picture 65"/>
+            <wp:cNvGraphicFramePr>
+              <a:graphicFrameLocks xmlns:a="http://schemas.openxmlformats.org/drawingml/2006/main" noChangeAspect="1"/>
+            </wp:cNvGraphicFramePr>
+            <a:graphic xmlns:a="http://schemas.openxmlformats.org/drawingml/2006/main">
+              <a:graphicData uri="http://schemas.openxmlformats.org/drawingml/2006/picture">
+                <pic:pic xmlns:pic="http://schemas.openxmlformats.org/drawingml/2006/picture">
+                  <pic:nvPicPr>
+                    <pic:cNvPr id="1" name=""/>
+                    <pic:cNvPicPr/>
+                  </pic:nvPicPr>
+                  <pic:blipFill>
+                    <a:blip r:embed="rId68"/>
+                    <a:stretch>
+                      <a:fillRect/>
+                    </a:stretch>
+                  </pic:blipFill>
+                  <pic:spPr>
+                    <a:xfrm>
+                      <a:off x="0" y="0"/>
+                      <a:ext cx="5943600" cy="3058795"/>
+                    </a:xfrm>
+                    <a:prstGeom prst="rect">
+                      <a:avLst/>
+                    </a:prstGeom>
+                  </pic:spPr>
+                </pic:pic>
+              </a:graphicData>
+            </a:graphic>
+          </wp:inline>
+        </w:drawing>
+      </w:r>
+    </w:p>
+    <w:p>
+      <w:pPr>
+        <w:tabs>
+          <w:tab w:val="left" w:pos="915"/>
+        </w:tabs>
+      </w:pPr>
+      <w:r>
+        <w:t>Build</w:t>
+      </w:r>
+    </w:p>
+    <w:p>
+      <w:pPr>
+        <w:tabs>
+          <w:tab w:val="left" w:pos="915"/>
+        </w:tabs>
+      </w:pPr>
+      <w:r>
+        <w:drawing>
+          <wp:inline distT="0" distB="0" distL="0" distR="0" wp14:anchorId="70730845" wp14:editId="14BD6F14">
+            <wp:extent cx="5943600" cy="1745615"/>
+            <wp:effectExtent l="0" t="0" r="0" b="6985"/>
+            <wp:docPr id="66" name="Picture 66"/>
+            <wp:cNvGraphicFramePr>
+              <a:graphicFrameLocks xmlns:a="http://schemas.openxmlformats.org/drawingml/2006/main" noChangeAspect="1"/>
+            </wp:cNvGraphicFramePr>
+            <a:graphic xmlns:a="http://schemas.openxmlformats.org/drawingml/2006/main">
+              <a:graphicData uri="http://schemas.openxmlformats.org/drawingml/2006/picture">
+                <pic:pic xmlns:pic="http://schemas.openxmlformats.org/drawingml/2006/picture">
+                  <pic:nvPicPr>
+                    <pic:cNvPr id="1" name=""/>
+                    <pic:cNvPicPr/>
+                  </pic:nvPicPr>
+                  <pic:blipFill>
+                    <a:blip r:embed="rId69"/>
+                    <a:stretch>
+                      <a:fillRect/>
+                    </a:stretch>
+                  </pic:blipFill>
+                  <pic:spPr>
+                    <a:xfrm>
+                      <a:off x="0" y="0"/>
+                      <a:ext cx="5943600" cy="1745615"/>
+                    </a:xfrm>
+                    <a:prstGeom prst="rect">
+                      <a:avLst/>
+                    </a:prstGeom>
+                  </pic:spPr>
+                </pic:pic>
+              </a:graphicData>
+            </a:graphic>
+          </wp:inline>
+        </w:drawing>
+      </w:r>
+    </w:p>
+    <w:p>
+      <w:pPr>
+        <w:tabs>
+          <w:tab w:val="left" w:pos="915"/>
+        </w:tabs>
+      </w:pPr>
+      <w:r>
+        <w:t>Run</w:t>
+      </w:r>
+    </w:p>
+    <w:p>
+      <w:pPr>
+        <w:tabs>
+          <w:tab w:val="left" w:pos="915"/>
+        </w:tabs>
+      </w:pPr>
+      <w:r>
+        <w:drawing>
+          <wp:inline distT="0" distB="0" distL="0" distR="0" wp14:anchorId="4A1D3C11" wp14:editId="27617077">
+            <wp:extent cx="5943600" cy="1530985"/>
+            <wp:effectExtent l="0" t="0" r="0" b="0"/>
+            <wp:docPr id="68" name="Picture 68"/>
+            <wp:cNvGraphicFramePr>
+              <a:graphicFrameLocks xmlns:a="http://schemas.openxmlformats.org/drawingml/2006/main" noChangeAspect="1"/>
+            </wp:cNvGraphicFramePr>
+            <a:graphic xmlns:a="http://schemas.openxmlformats.org/drawingml/2006/main">
+              <a:graphicData uri="http://schemas.openxmlformats.org/drawingml/2006/picture">
+                <pic:pic xmlns:pic="http://schemas.openxmlformats.org/drawingml/2006/picture">
+                  <pic:nvPicPr>
+                    <pic:cNvPr id="1" name=""/>
+                    <pic:cNvPicPr/>
+                  </pic:nvPicPr>
+                  <pic:blipFill>
+                    <a:blip r:embed="rId70"/>
+                    <a:stretch>
+                      <a:fillRect/>
+                    </a:stretch>
+                  </pic:blipFill>
+                  <pic:spPr>
+                    <a:xfrm>
+                      <a:off x="0" y="0"/>
+                      <a:ext cx="5943600" cy="1530985"/>
+                    </a:xfrm>
+                    <a:prstGeom prst="rect">
+                      <a:avLst/>
+                    </a:prstGeom>
+                  </pic:spPr>
+                </pic:pic>
+              </a:graphicData>
+            </a:graphic>
+          </wp:inline>
+        </w:drawing>
+      </w:r>
+    </w:p>
+    <w:p>
+      <w:pPr>
+        <w:tabs>
+          <w:tab w:val="left" w:pos="915"/>
+        </w:tabs>
+      </w:pPr>
     </w:p>
     <w:p>
       <w:pPr>
@@ -2595,15 +3706,205 @@
           <w:tab w:val="left" w:pos="915"/>
         </w:tabs>
       </w:pPr>
-    </w:p>
-    <w:p>
-      <w:pPr>
-        <w:tabs>
-          <w:tab w:val="left" w:pos="915"/>
-        </w:tabs>
-      </w:pPr>
       <w:r>
         <w:lastRenderedPageBreak/>
+        <w:drawing>
+          <wp:inline distT="0" distB="0" distL="0" distR="0" wp14:anchorId="1CF19011" wp14:editId="2AFD44EC">
+            <wp:extent cx="5943600" cy="2840990"/>
+            <wp:effectExtent l="0" t="0" r="0" b="0"/>
+            <wp:docPr id="72" name="Picture 72"/>
+            <wp:cNvGraphicFramePr>
+              <a:graphicFrameLocks xmlns:a="http://schemas.openxmlformats.org/drawingml/2006/main" noChangeAspect="1"/>
+            </wp:cNvGraphicFramePr>
+            <a:graphic xmlns:a="http://schemas.openxmlformats.org/drawingml/2006/main">
+              <a:graphicData uri="http://schemas.openxmlformats.org/drawingml/2006/picture">
+                <pic:pic xmlns:pic="http://schemas.openxmlformats.org/drawingml/2006/picture">
+                  <pic:nvPicPr>
+                    <pic:cNvPr id="1" name=""/>
+                    <pic:cNvPicPr/>
+                  </pic:nvPicPr>
+                  <pic:blipFill>
+                    <a:blip r:embed="rId71"/>
+                    <a:stretch>
+                      <a:fillRect/>
+                    </a:stretch>
+                  </pic:blipFill>
+                  <pic:spPr>
+                    <a:xfrm>
+                      <a:off x="0" y="0"/>
+                      <a:ext cx="5943600" cy="2840990"/>
+                    </a:xfrm>
+                    <a:prstGeom prst="rect">
+                      <a:avLst/>
+                    </a:prstGeom>
+                  </pic:spPr>
+                </pic:pic>
+              </a:graphicData>
+            </a:graphic>
+          </wp:inline>
+        </w:drawing>
+      </w:r>
+      <w:r>
+        <w:drawing>
+          <wp:inline distT="0" distB="0" distL="0" distR="0" wp14:anchorId="2E528876" wp14:editId="2F49D369">
+            <wp:extent cx="5649113" cy="3734321"/>
+            <wp:effectExtent l="0" t="0" r="8890" b="0"/>
+            <wp:docPr id="73" name="Picture 73"/>
+            <wp:cNvGraphicFramePr>
+              <a:graphicFrameLocks xmlns:a="http://schemas.openxmlformats.org/drawingml/2006/main" noChangeAspect="1"/>
+            </wp:cNvGraphicFramePr>
+            <a:graphic xmlns:a="http://schemas.openxmlformats.org/drawingml/2006/main">
+              <a:graphicData uri="http://schemas.openxmlformats.org/drawingml/2006/picture">
+                <pic:pic xmlns:pic="http://schemas.openxmlformats.org/drawingml/2006/picture">
+                  <pic:nvPicPr>
+                    <pic:cNvPr id="1" name=""/>
+                    <pic:cNvPicPr/>
+                  </pic:nvPicPr>
+                  <pic:blipFill>
+                    <a:blip r:embed="rId72"/>
+                    <a:stretch>
+                      <a:fillRect/>
+                    </a:stretch>
+                  </pic:blipFill>
+                  <pic:spPr>
+                    <a:xfrm>
+                      <a:off x="0" y="0"/>
+                      <a:ext cx="5649113" cy="3734321"/>
+                    </a:xfrm>
+                    <a:prstGeom prst="rect">
+                      <a:avLst/>
+                    </a:prstGeom>
+                  </pic:spPr>
+                </pic:pic>
+              </a:graphicData>
+            </a:graphic>
+          </wp:inline>
+        </w:drawing>
+      </w:r>
+    </w:p>
+    <w:p>
+      <w:pPr>
+        <w:tabs>
+          <w:tab w:val="left" w:pos="915"/>
+        </w:tabs>
+      </w:pPr>
+      <w:r>
+        <w:t>Build</w:t>
+      </w:r>
+    </w:p>
+    <w:p>
+      <w:pPr>
+        <w:tabs>
+          <w:tab w:val="left" w:pos="915"/>
+        </w:tabs>
+      </w:pPr>
+      <w:r>
+        <w:lastRenderedPageBreak/>
+        <w:drawing>
+          <wp:inline distT="0" distB="0" distL="0" distR="0" wp14:anchorId="5B6ECE32" wp14:editId="4E32996B">
+            <wp:extent cx="5943600" cy="2669540"/>
+            <wp:effectExtent l="0" t="0" r="0" b="0"/>
+            <wp:docPr id="69" name="Picture 69"/>
+            <wp:cNvGraphicFramePr>
+              <a:graphicFrameLocks xmlns:a="http://schemas.openxmlformats.org/drawingml/2006/main" noChangeAspect="1"/>
+            </wp:cNvGraphicFramePr>
+            <a:graphic xmlns:a="http://schemas.openxmlformats.org/drawingml/2006/main">
+              <a:graphicData uri="http://schemas.openxmlformats.org/drawingml/2006/picture">
+                <pic:pic xmlns:pic="http://schemas.openxmlformats.org/drawingml/2006/picture">
+                  <pic:nvPicPr>
+                    <pic:cNvPr id="1" name=""/>
+                    <pic:cNvPicPr/>
+                  </pic:nvPicPr>
+                  <pic:blipFill>
+                    <a:blip r:embed="rId73"/>
+                    <a:stretch>
+                      <a:fillRect/>
+                    </a:stretch>
+                  </pic:blipFill>
+                  <pic:spPr>
+                    <a:xfrm>
+                      <a:off x="0" y="0"/>
+                      <a:ext cx="5943600" cy="2669540"/>
+                    </a:xfrm>
+                    <a:prstGeom prst="rect">
+                      <a:avLst/>
+                    </a:prstGeom>
+                  </pic:spPr>
+                </pic:pic>
+              </a:graphicData>
+            </a:graphic>
+          </wp:inline>
+        </w:drawing>
+      </w:r>
+    </w:p>
+    <w:p>
+      <w:pPr>
+        <w:tabs>
+          <w:tab w:val="left" w:pos="915"/>
+        </w:tabs>
+      </w:pPr>
+      <w:r>
+        <w:t>Run</w:t>
+      </w:r>
+    </w:p>
+    <w:p>
+      <w:pPr>
+        <w:tabs>
+          <w:tab w:val="left" w:pos="915"/>
+        </w:tabs>
+      </w:pPr>
+      <w:r>
+        <w:drawing>
+          <wp:inline distT="0" distB="0" distL="0" distR="0" wp14:anchorId="5FD51379" wp14:editId="3B4E5D08">
+            <wp:extent cx="5943600" cy="2319655"/>
+            <wp:effectExtent l="0" t="0" r="0" b="4445"/>
+            <wp:docPr id="71" name="Picture 71"/>
+            <wp:cNvGraphicFramePr>
+              <a:graphicFrameLocks xmlns:a="http://schemas.openxmlformats.org/drawingml/2006/main" noChangeAspect="1"/>
+            </wp:cNvGraphicFramePr>
+            <a:graphic xmlns:a="http://schemas.openxmlformats.org/drawingml/2006/main">
+              <a:graphicData uri="http://schemas.openxmlformats.org/drawingml/2006/picture">
+                <pic:pic xmlns:pic="http://schemas.openxmlformats.org/drawingml/2006/picture">
+                  <pic:nvPicPr>
+                    <pic:cNvPr id="1" name=""/>
+                    <pic:cNvPicPr/>
+                  </pic:nvPicPr>
+                  <pic:blipFill>
+                    <a:blip r:embed="rId74"/>
+                    <a:stretch>
+                      <a:fillRect/>
+                    </a:stretch>
+                  </pic:blipFill>
+                  <pic:spPr>
+                    <a:xfrm>
+                      <a:off x="0" y="0"/>
+                      <a:ext cx="5943600" cy="2319655"/>
+                    </a:xfrm>
+                    <a:prstGeom prst="rect">
+                      <a:avLst/>
+                    </a:prstGeom>
+                  </pic:spPr>
+                </pic:pic>
+              </a:graphicData>
+            </a:graphic>
+          </wp:inline>
+        </w:drawing>
+      </w:r>
+    </w:p>
+    <w:p>
+      <w:pPr>
+        <w:tabs>
+          <w:tab w:val="left" w:pos="915"/>
+        </w:tabs>
+      </w:pPr>
+    </w:p>
+    <w:p>
+      <w:pPr>
+        <w:tabs>
+          <w:tab w:val="left" w:pos="915"/>
+        </w:tabs>
+      </w:pPr>
+      <w:r>
         <w:t>Bài 10:</w:t>
       </w:r>
     </w:p>
@@ -2613,6 +3914,241 @@
           <w:tab w:val="left" w:pos="915"/>
         </w:tabs>
       </w:pPr>
+      <w:r>
+        <w:lastRenderedPageBreak/>
+        <w:drawing>
+          <wp:inline distT="0" distB="0" distL="0" distR="0" wp14:anchorId="684D5D3F" wp14:editId="19E587A3">
+            <wp:extent cx="5943600" cy="3644900"/>
+            <wp:effectExtent l="0" t="0" r="0" b="0"/>
+            <wp:docPr id="76" name="Picture 76"/>
+            <wp:cNvGraphicFramePr>
+              <a:graphicFrameLocks xmlns:a="http://schemas.openxmlformats.org/drawingml/2006/main" noChangeAspect="1"/>
+            </wp:cNvGraphicFramePr>
+            <a:graphic xmlns:a="http://schemas.openxmlformats.org/drawingml/2006/main">
+              <a:graphicData uri="http://schemas.openxmlformats.org/drawingml/2006/picture">
+                <pic:pic xmlns:pic="http://schemas.openxmlformats.org/drawingml/2006/picture">
+                  <pic:nvPicPr>
+                    <pic:cNvPr id="1" name=""/>
+                    <pic:cNvPicPr/>
+                  </pic:nvPicPr>
+                  <pic:blipFill>
+                    <a:blip r:embed="rId75"/>
+                    <a:stretch>
+                      <a:fillRect/>
+                    </a:stretch>
+                  </pic:blipFill>
+                  <pic:spPr>
+                    <a:xfrm>
+                      <a:off x="0" y="0"/>
+                      <a:ext cx="5943600" cy="3644900"/>
+                    </a:xfrm>
+                    <a:prstGeom prst="rect">
+                      <a:avLst/>
+                    </a:prstGeom>
+                  </pic:spPr>
+                </pic:pic>
+              </a:graphicData>
+            </a:graphic>
+          </wp:inline>
+        </w:drawing>
+      </w:r>
+    </w:p>
+    <w:p>
+      <w:pPr>
+        <w:tabs>
+          <w:tab w:val="left" w:pos="915"/>
+        </w:tabs>
+      </w:pPr>
+      <w:r>
+        <w:drawing>
+          <wp:inline distT="0" distB="0" distL="0" distR="0" wp14:anchorId="7DE16AFE" wp14:editId="4EEBE8C6">
+            <wp:extent cx="5943600" cy="3552825"/>
+            <wp:effectExtent l="0" t="0" r="0" b="9525"/>
+            <wp:docPr id="77" name="Picture 77"/>
+            <wp:cNvGraphicFramePr>
+              <a:graphicFrameLocks xmlns:a="http://schemas.openxmlformats.org/drawingml/2006/main" noChangeAspect="1"/>
+            </wp:cNvGraphicFramePr>
+            <a:graphic xmlns:a="http://schemas.openxmlformats.org/drawingml/2006/main">
+              <a:graphicData uri="http://schemas.openxmlformats.org/drawingml/2006/picture">
+                <pic:pic xmlns:pic="http://schemas.openxmlformats.org/drawingml/2006/picture">
+                  <pic:nvPicPr>
+                    <pic:cNvPr id="1" name=""/>
+                    <pic:cNvPicPr/>
+                  </pic:nvPicPr>
+                  <pic:blipFill>
+                    <a:blip r:embed="rId76"/>
+                    <a:stretch>
+                      <a:fillRect/>
+                    </a:stretch>
+                  </pic:blipFill>
+                  <pic:spPr>
+                    <a:xfrm>
+                      <a:off x="0" y="0"/>
+                      <a:ext cx="5943600" cy="3552825"/>
+                    </a:xfrm>
+                    <a:prstGeom prst="rect">
+                      <a:avLst/>
+                    </a:prstGeom>
+                  </pic:spPr>
+                </pic:pic>
+              </a:graphicData>
+            </a:graphic>
+          </wp:inline>
+        </w:drawing>
+      </w:r>
+    </w:p>
+    <w:p>
+      <w:pPr>
+        <w:tabs>
+          <w:tab w:val="left" w:pos="915"/>
+        </w:tabs>
+      </w:pPr>
+      <w:r>
+        <w:t>Build</w:t>
+      </w:r>
+    </w:p>
+    <w:p>
+      <w:pPr>
+        <w:tabs>
+          <w:tab w:val="left" w:pos="915"/>
+        </w:tabs>
+      </w:pPr>
+      <w:r>
+        <w:lastRenderedPageBreak/>
+        <w:drawing>
+          <wp:inline distT="0" distB="0" distL="0" distR="0" wp14:anchorId="3D83EF7D" wp14:editId="4BB6654B">
+            <wp:extent cx="5943600" cy="2506980"/>
+            <wp:effectExtent l="0" t="0" r="0" b="7620"/>
+            <wp:docPr id="74" name="Picture 74"/>
+            <wp:cNvGraphicFramePr>
+              <a:graphicFrameLocks xmlns:a="http://schemas.openxmlformats.org/drawingml/2006/main" noChangeAspect="1"/>
+            </wp:cNvGraphicFramePr>
+            <a:graphic xmlns:a="http://schemas.openxmlformats.org/drawingml/2006/main">
+              <a:graphicData uri="http://schemas.openxmlformats.org/drawingml/2006/picture">
+                <pic:pic xmlns:pic="http://schemas.openxmlformats.org/drawingml/2006/picture">
+                  <pic:nvPicPr>
+                    <pic:cNvPr id="1" name=""/>
+                    <pic:cNvPicPr/>
+                  </pic:nvPicPr>
+                  <pic:blipFill>
+                    <a:blip r:embed="rId77"/>
+                    <a:stretch>
+                      <a:fillRect/>
+                    </a:stretch>
+                  </pic:blipFill>
+                  <pic:spPr>
+                    <a:xfrm>
+                      <a:off x="0" y="0"/>
+                      <a:ext cx="5943600" cy="2506980"/>
+                    </a:xfrm>
+                    <a:prstGeom prst="rect">
+                      <a:avLst/>
+                    </a:prstGeom>
+                  </pic:spPr>
+                </pic:pic>
+              </a:graphicData>
+            </a:graphic>
+          </wp:inline>
+        </w:drawing>
+      </w:r>
+    </w:p>
+    <w:p>
+      <w:pPr>
+        <w:tabs>
+          <w:tab w:val="left" w:pos="915"/>
+        </w:tabs>
+      </w:pPr>
+      <w:r>
+        <w:t>Run</w:t>
+      </w:r>
+    </w:p>
+    <w:p>
+      <w:pPr>
+        <w:tabs>
+          <w:tab w:val="left" w:pos="915"/>
+        </w:tabs>
+      </w:pPr>
+      <w:r>
+        <w:drawing>
+          <wp:inline distT="0" distB="0" distL="0" distR="0" wp14:anchorId="45A8C034" wp14:editId="6A49359C">
+            <wp:extent cx="5943600" cy="588010"/>
+            <wp:effectExtent l="0" t="0" r="0" b="2540"/>
+            <wp:docPr id="75" name="Picture 75"/>
+            <wp:cNvGraphicFramePr>
+              <a:graphicFrameLocks xmlns:a="http://schemas.openxmlformats.org/drawingml/2006/main" noChangeAspect="1"/>
+            </wp:cNvGraphicFramePr>
+            <a:graphic xmlns:a="http://schemas.openxmlformats.org/drawingml/2006/main">
+              <a:graphicData uri="http://schemas.openxmlformats.org/drawingml/2006/picture">
+                <pic:pic xmlns:pic="http://schemas.openxmlformats.org/drawingml/2006/picture">
+                  <pic:nvPicPr>
+                    <pic:cNvPr id="1" name=""/>
+                    <pic:cNvPicPr/>
+                  </pic:nvPicPr>
+                  <pic:blipFill>
+                    <a:blip r:embed="rId78"/>
+                    <a:stretch>
+                      <a:fillRect/>
+                    </a:stretch>
+                  </pic:blipFill>
+                  <pic:spPr>
+                    <a:xfrm>
+                      <a:off x="0" y="0"/>
+                      <a:ext cx="5943600" cy="588010"/>
+                    </a:xfrm>
+                    <a:prstGeom prst="rect">
+                      <a:avLst/>
+                    </a:prstGeom>
+                  </pic:spPr>
+                </pic:pic>
+              </a:graphicData>
+            </a:graphic>
+          </wp:inline>
+        </w:drawing>
+      </w:r>
+    </w:p>
+    <w:p>
+      <w:pPr>
+        <w:tabs>
+          <w:tab w:val="left" w:pos="915"/>
+        </w:tabs>
+      </w:pPr>
+      <w:r>
+        <w:drawing>
+          <wp:inline distT="0" distB="0" distL="0" distR="0" wp14:anchorId="3F08AE74" wp14:editId="1EE1FA01">
+            <wp:extent cx="5943600" cy="3714750"/>
+            <wp:effectExtent l="0" t="0" r="0" b="0"/>
+            <wp:docPr id="78" name="Picture 78"/>
+            <wp:cNvGraphicFramePr>
+              <a:graphicFrameLocks xmlns:a="http://schemas.openxmlformats.org/drawingml/2006/main" noChangeAspect="1"/>
+            </wp:cNvGraphicFramePr>
+            <a:graphic xmlns:a="http://schemas.openxmlformats.org/drawingml/2006/main">
+              <a:graphicData uri="http://schemas.openxmlformats.org/drawingml/2006/picture">
+                <pic:pic xmlns:pic="http://schemas.openxmlformats.org/drawingml/2006/picture">
+                  <pic:nvPicPr>
+                    <pic:cNvPr id="1" name=""/>
+                    <pic:cNvPicPr/>
+                  </pic:nvPicPr>
+                  <pic:blipFill>
+                    <a:blip r:embed="rId79"/>
+                    <a:stretch>
+                      <a:fillRect/>
+                    </a:stretch>
+                  </pic:blipFill>
+                  <pic:spPr>
+                    <a:xfrm>
+                      <a:off x="0" y="0"/>
+                      <a:ext cx="5943600" cy="3714750"/>
+                    </a:xfrm>
+                    <a:prstGeom prst="rect">
+                      <a:avLst/>
+                    </a:prstGeom>
+                  </pic:spPr>
+                </pic:pic>
+              </a:graphicData>
+            </a:graphic>
+          </wp:inline>
+        </w:drawing>
+      </w:r>
     </w:p>
     <w:sectPr>
       <w:pgSz w:w="12240" w:h="15840"/>
